--- a/docs/standards/word/REVIEW-DEPTH.docx
+++ b/docs/standards/word/REVIEW-DEPTH.docx
@@ -145,31 +145,19 @@
           <w:b/>
           <w:bCs/>
         </w:rPr>
-        <w:t xml:space="preserve">Every answer that fails here is a quantity -- some share of the code a human reads.</w:t>
-      </w:r>
-      <w:r>
-        <w:t xml:space="preserve"> </w:t>
-      </w:r>
-      <w:r>
-        <w:t xml:space="preserve">A percentage</w:t>
-      </w:r>
-      <w:r>
-        <w:t xml:space="preserve"> </w:t>
-      </w:r>
-      <w:r>
-        <w:t xml:space="preserve">cannot be assigned to the change in front of you, so "review 30 percent" means the easy 30 percent,</w:t>
-      </w:r>
-      <w:r>
-        <w:t xml:space="preserve"> </w:t>
-      </w:r>
-      <w:r>
-        <w:t xml:space="preserve">and no evidence separates a team that did it from one that says it did. Depth is not a share of the</w:t>
-      </w:r>
-      <w:r>
-        <w:t xml:space="preserve"> </w:t>
-      </w:r>
-      <w:r>
-        <w:t xml:space="preserve">code to divide up. It is a decision, taken per change, before the code exists.</w:t>
+        <w:t xml:space="preserve">What this is.</w:t>
+      </w:r>
+      <w:r>
+        <w:t xml:space="preserve"> </w:t>
+      </w:r>
+      <w:r>
+        <w:t xml:space="preserve">How deeply a human reads what an assistant produces, decided per change before the</w:t>
+      </w:r>
+      <w:r>
+        <w:t xml:space="preserve"> </w:t>
+      </w:r>
+      <w:r>
+        <w:t xml:space="preserve">code exists rather than as a share of the codebase.</w:t>
       </w:r>
     </w:p>
     <w:p>
@@ -177,7 +165,141 @@
         <w:pStyle w:val="BodyText"/>
       </w:pPr>
       <w:r>
-        <w:t xml:space="preserve">So resolve every change to a tier before work starts, and do three things:</w:t>
+        <w:rPr>
+          <w:b/>
+          <w:bCs/>
+        </w:rPr>
+        <w:t xml:space="preserve">Why it matters.</w:t>
+      </w:r>
+      <w:r>
+        <w:t xml:space="preserve"> </w:t>
+      </w:r>
+      <w:r>
+        <w:t xml:space="preserve">Every answer that fails here is a quantity. A percentage cannot be assigned to</w:t>
+      </w:r>
+      <w:r>
+        <w:t xml:space="preserve"> </w:t>
+      </w:r>
+      <w:r>
+        <w:t xml:space="preserve">the change in front of you, so "review 30 percent" means the easy 30 percent, and no evidence</w:t>
+      </w:r>
+      <w:r>
+        <w:t xml:space="preserve"> </w:t>
+      </w:r>
+      <w:r>
+        <w:t xml:space="preserve">separates a team that did it from one that says it did.</w:t>
+      </w:r>
+    </w:p>
+    <w:p>
+      <w:pPr>
+        <w:pStyle w:val="BodyText"/>
+      </w:pPr>
+      <w:r>
+        <w:rPr>
+          <w:b/>
+          <w:bCs/>
+        </w:rPr>
+        <w:t xml:space="preserve">What it costs you.</w:t>
+      </w:r>
+      <w:r>
+        <w:t xml:space="preserve"> </w:t>
+      </w:r>
+      <w:r>
+        <w:t xml:space="preserve">A tier resolved for every change before work starts, and a floor that has to</w:t>
+      </w:r>
+      <w:r>
+        <w:t xml:space="preserve"> </w:t>
+      </w:r>
+      <w:r>
+        <w:t xml:space="preserve">survive every other dial being turned down under deadline pressure.</w:t>
+      </w:r>
+      <w:r>
+        <w:t xml:space="preserve"> </w:t>
+      </w:r>
+      <w:hyperlink w:anchor="Xeb4de11c7f9e84ded4ebc586203c6a5fc4cb3c1">
+        <w:r>
+          <w:rPr>
+            <w:rStyle w:val="Hyperlink"/>
+          </w:rPr>
+          <w:t xml:space="preserve">What this costs you, and where it does not apply</w:t>
+        </w:r>
+      </w:hyperlink>
+      <w:r>
+        <w:t xml:space="preserve"> </w:t>
+      </w:r>
+      <w:r>
+        <w:t xml:space="preserve">is explicit.</w:t>
+      </w:r>
+    </w:p>
+    <w:p>
+      <w:pPr>
+        <w:pStyle w:val="BodyText"/>
+      </w:pPr>
+      <w:r>
+        <w:rPr>
+          <w:b/>
+          <w:bCs/>
+        </w:rPr>
+        <w:t xml:space="preserve">Not for you</w:t>
+      </w:r>
+      <w:r>
+        <w:t xml:space="preserve"> </w:t>
+      </w:r>
+      <w:r>
+        <w:t xml:space="preserve">as an attestation. None of it certifies anything. This is a bar to set and hold, not</w:t>
+      </w:r>
+      <w:r>
+        <w:t xml:space="preserve"> </w:t>
+      </w:r>
+      <w:r>
+        <w:t xml:space="preserve">something to present.</w:t>
+      </w:r>
+    </w:p>
+    <w:p>
+      <w:pPr>
+        <w:pStyle w:val="BodyText"/>
+      </w:pPr>
+      <w:r>
+        <w:rPr>
+          <w:b/>
+          <w:bCs/>
+        </w:rPr>
+        <w:t xml:space="preserve">Where to start.</w:t>
+      </w:r>
+      <w:r>
+        <w:t xml:space="preserve"> </w:t>
+      </w:r>
+      <w:r>
+        <w:t xml:space="preserve">Ask what the change touches, where unknown counts as yes. That sets the tier and</w:t>
+      </w:r>
+      <w:r>
+        <w:t xml:space="preserve"> </w:t>
+      </w:r>
+      <w:r>
+        <w:t xml:space="preserve">with it the depth, and it outranks size: a one-line change to an authorization path is not a</w:t>
+      </w:r>
+      <w:r>
+        <w:t xml:space="preserve"> </w:t>
+      </w:r>
+      <w:r>
+        <w:t xml:space="preserve">one-line-change review.</w:t>
+      </w:r>
+    </w:p>
+    <w:p>
+      <w:r>
+        <w:pict>
+          <v:rect style="width:0;height:1.5pt" o:hralign="center" o:hrstd="t" o:hr="t"/>
+        </w:pict>
+      </w:r>
+    </w:p>
+    <w:bookmarkEnd w:id="12"/>
+    <w:bookmarkStart w:id="13" w:name="Xeb4de11c7f9e84ded4ebc586203c6a5fc4cb3c1"/>
+    <w:p>
+      <w:pPr>
+        <w:pStyle w:val="Heading2"/>
+      </w:pPr>
+      <w:r>
+        <w:t xml:space="preserve">What this costs you, and where it does not apply</w:t>
       </w:r>
     </w:p>
     <w:p>
@@ -193,109 +315,25 @@
           <w:b/>
           <w:bCs/>
         </w:rPr>
-        <w:t xml:space="preserve">Ask what the change touches.</w:t>
-      </w:r>
-      <w:r>
-        <w:t xml:space="preserve"> </w:t>
-      </w:r>
-      <w:r>
-        <w:t xml:space="preserve">Restricted data, an authorization path, or something a customer</w:t>
-      </w:r>
-      <w:r>
-        <w:t xml:space="preserve"> </w:t>
-      </w:r>
-      <w:r>
-        <w:t xml:space="preserve">depends on? Unknown counts as yes, and so does not knowing whether the change reaches beyond the</w:t>
-      </w:r>
-      <w:r>
-        <w:t xml:space="preserve"> </w:t>
-      </w:r>
-      <w:r>
-        <w:t xml:space="preserve">local machine. That answer sets the tier --</w:t>
-      </w:r>
-      <w:r>
-        <w:t xml:space="preserve"> </w:t>
-      </w:r>
-      <w:r>
-        <w:rPr>
-          <w:i/>
-          <w:iCs/>
-        </w:rPr>
-        <w:t xml:space="preserve">Exploratory</w:t>
-      </w:r>
-      <w:r>
-        <w:t xml:space="preserve">,</w:t>
-      </w:r>
-      <w:r>
-        <w:t xml:space="preserve"> </w:t>
-      </w:r>
-      <w:r>
-        <w:rPr>
-          <w:i/>
-          <w:iCs/>
-        </w:rPr>
-        <w:t xml:space="preserve">Guarded</w:t>
-      </w:r>
-      <w:r>
-        <w:t xml:space="preserve">,</w:t>
-      </w:r>
-      <w:r>
-        <w:t xml:space="preserve"> </w:t>
-      </w:r>
-      <w:r>
-        <w:rPr>
-          <w:i/>
-          <w:iCs/>
-        </w:rPr>
-        <w:t xml:space="preserve">Governed</w:t>
-      </w:r>
-      <w:r>
-        <w:t xml:space="preserve"> </w:t>
-      </w:r>
-      <w:r>
-        <w:t xml:space="preserve">or</w:t>
-      </w:r>
-      <w:r>
-        <w:t xml:space="preserve"> </w:t>
-      </w:r>
-      <w:r>
-        <w:rPr>
-          <w:i/>
-          <w:iCs/>
-        </w:rPr>
-        <w:t xml:space="preserve">Regulated</w:t>
-      </w:r>
-      <w:r>
-        <w:rPr>
-          <w:i/>
-          <w:iCs/>
-        </w:rPr>
-        <w:t xml:space="preserve"> </w:t>
-      </w:r>
-      <w:r>
-        <w:rPr>
-          <w:i/>
-          <w:iCs/>
-        </w:rPr>
-        <w:t xml:space="preserve">release</w:t>
-      </w:r>
-      <w:r>
-        <w:t xml:space="preserve"> </w:t>
-      </w:r>
-      <w:r>
-        <w:t xml:space="preserve">-- and with it the depth, from a skim on a throwaway to every changed line reconciled</w:t>
-      </w:r>
-      <w:r>
-        <w:t xml:space="preserve"> </w:t>
-      </w:r>
-      <w:r>
-        <w:t xml:space="preserve">against a written intent that predates it. It also outranks size: a one-line change to an</w:t>
-      </w:r>
-      <w:r>
-        <w:t xml:space="preserve"> </w:t>
-      </w:r>
-      <w:r>
-        <w:t xml:space="preserve">authorization path is not a one-line-change review.</w:t>
+        <w:t xml:space="preserve">It focuses your effort rather than reducing it.</w:t>
+      </w:r>
+      <w:r>
+        <w:t xml:space="preserve"> </w:t>
+      </w:r>
+      <w:r>
+        <w:t xml:space="preserve">Deciding the tier takes judgment at the start</w:t>
+      </w:r>
+      <w:r>
+        <w:t xml:space="preserve"> </w:t>
+      </w:r>
+      <w:r>
+        <w:t xml:space="preserve">of each change, and that judgment is not free. What you get back is a deep read that lands only</w:t>
+      </w:r>
+      <w:r>
+        <w:t xml:space="preserve"> </w:t>
+      </w:r>
+      <w:r>
+        <w:t xml:space="preserve">where it earns its cost. It is not attention spread evenly over code that does not need it.</w:t>
       </w:r>
     </w:p>
     <w:p>
@@ -311,25 +349,25 @@
           <w:b/>
           <w:bCs/>
         </w:rPr>
-        <w:t xml:space="preserve">Override the tier on two conditions.</w:t>
-      </w:r>
-      <w:r>
-        <w:t xml:space="preserve"> </w:t>
-      </w:r>
-      <w:r>
-        <w:t xml:space="preserve">A security seam you have to own -- at least</w:t>
-      </w:r>
-      <w:r>
-        <w:t xml:space="preserve"> </w:t>
-      </w:r>
-      <w:r>
-        <w:t xml:space="preserve">authentication, authorization, cryptography, a network bind guard -- and any change you have no</w:t>
-      </w:r>
-      <w:r>
-        <w:t xml:space="preserve"> </w:t>
-      </w:r>
-      <w:r>
-        <w:t xml:space="preserve">way to verify. Either one takes every line whatever the tier said.</w:t>
+        <w:t xml:space="preserve">It assumes you can tell what a change touches.</w:t>
+      </w:r>
+      <w:r>
+        <w:t xml:space="preserve"> </w:t>
+      </w:r>
+      <w:r>
+        <w:t xml:space="preserve">If your system has no clear boundary around</w:t>
+      </w:r>
+      <w:r>
+        <w:t xml:space="preserve"> </w:t>
+      </w:r>
+      <w:r>
+        <w:t xml:space="preserve">restricted data or authorization, the rule clamps everything to the strictest tier, and that is</w:t>
+      </w:r>
+      <w:r>
+        <w:t xml:space="preserve"> </w:t>
+      </w:r>
+      <w:r>
+        <w:t xml:space="preserve">expensive. Fixing the boundary is the cheaper project.</w:t>
       </w:r>
     </w:p>
     <w:p>
@@ -345,78 +383,19 @@
           <w:b/>
           <w:bCs/>
         </w:rPr>
-        <w:t xml:space="preserve">Hold one floor under all of it.</w:t>
-      </w:r>
-      <w:r>
-        <w:t xml:space="preserve"> </w:t>
-      </w:r>
-      <w:r>
-        <w:t xml:space="preserve">Reject code you cannot explain, even if it works. This is the</w:t>
-      </w:r>
-      <w:r>
-        <w:t xml:space="preserve"> </w:t>
-      </w:r>
-      <w:r>
-        <w:t xml:space="preserve">rule that has to survive every other dial being turned down under deadline pressure, which is</w:t>
-      </w:r>
-      <w:r>
-        <w:t xml:space="preserve"> </w:t>
-      </w:r>
-      <w:r>
-        <w:t xml:space="preserve">why it is one sentence.</w:t>
-      </w:r>
-    </w:p>
-    <w:p>
-      <w:pPr>
-        <w:pStyle w:val="FirstParagraph"/>
-      </w:pPr>
-      <w:r>
-        <w:t xml:space="preserve">Each of the three is decidable before the code exists, and two reviewers running them against the</w:t>
-      </w:r>
-      <w:r>
-        <w:t xml:space="preserve"> </w:t>
-      </w:r>
-      <w:r>
-        <w:t xml:space="preserve">same change get the same answer.</w:t>
-      </w:r>
-      <w:r>
-        <w:t xml:space="preserve"> </w:t>
-      </w:r>
-      <w:r>
-        <w:rPr>
-          <w:b/>
-          <w:bCs/>
-        </w:rPr>
-        <w:t xml:space="preserve">None of it certifies anything</w:t>
-      </w:r>
-      <w:r>
-        <w:t xml:space="preserve"> </w:t>
-      </w:r>
-      <w:r>
-        <w:t xml:space="preserve">-- this is a bar to set and hold,</w:t>
-      </w:r>
-      <w:r>
-        <w:t xml:space="preserve"> </w:t>
-      </w:r>
-      <w:r>
-        <w:t xml:space="preserve">not an attestation to present.</w:t>
-      </w:r>
-    </w:p>
-    <w:p>
-      <w:r>
-        <w:pict>
-          <v:rect style="width:0;height:1.5pt" o:hralign="center" o:hrstd="t" o:hr="t"/>
-        </w:pict>
-      </w:r>
-    </w:p>
-    <w:bookmarkEnd w:id="12"/>
-    <w:bookmarkStart w:id="13" w:name="Xeb4de11c7f9e84ded4ebc586203c6a5fc4cb3c1"/>
-    <w:p>
-      <w:pPr>
-        <w:pStyle w:val="Heading2"/>
-      </w:pPr>
-      <w:r>
-        <w:t xml:space="preserve">What this costs you, and where it does not apply</w:t>
+        <w:t xml:space="preserve">It confers no certification.</w:t>
+      </w:r>
+      <w:r>
+        <w:t xml:space="preserve"> </w:t>
+      </w:r>
+      <w:r>
+        <w:t xml:space="preserve">Following it is not an attestation, and no outside body issues</w:t>
+      </w:r>
+      <w:r>
+        <w:t xml:space="preserve"> </w:t>
+      </w:r>
+      <w:r>
+        <w:t xml:space="preserve">one for it.</w:t>
       </w:r>
     </w:p>
     <w:p>
@@ -424,103 +403,7 @@
         <w:pStyle w:val="Compact"/>
         <w:numPr>
           <w:ilvl w:val="0"/>
-          <w:numId w:val="1002"/>
-        </w:numPr>
-      </w:pPr>
-      <w:r>
-        <w:rPr>
-          <w:b/>
-          <w:bCs/>
-        </w:rPr>
-        <w:t xml:space="preserve">It focuses your effort rather than reducing it.</w:t>
-      </w:r>
-      <w:r>
-        <w:t xml:space="preserve"> </w:t>
-      </w:r>
-      <w:r>
-        <w:t xml:space="preserve">Deciding the tier takes judgment at the start</w:t>
-      </w:r>
-      <w:r>
-        <w:t xml:space="preserve"> </w:t>
-      </w:r>
-      <w:r>
-        <w:t xml:space="preserve">of each change, and that judgment is not free. What you get back is a deep read that lands only</w:t>
-      </w:r>
-      <w:r>
-        <w:t xml:space="preserve"> </w:t>
-      </w:r>
-      <w:r>
-        <w:t xml:space="preserve">where it earns its cost. It is not attention spread evenly over code that does not need it.</w:t>
-      </w:r>
-    </w:p>
-    <w:p>
-      <w:pPr>
-        <w:pStyle w:val="Compact"/>
-        <w:numPr>
-          <w:ilvl w:val="0"/>
-          <w:numId w:val="1002"/>
-        </w:numPr>
-      </w:pPr>
-      <w:r>
-        <w:rPr>
-          <w:b/>
-          <w:bCs/>
-        </w:rPr>
-        <w:t xml:space="preserve">It assumes you can tell what a change touches.</w:t>
-      </w:r>
-      <w:r>
-        <w:t xml:space="preserve"> </w:t>
-      </w:r>
-      <w:r>
-        <w:t xml:space="preserve">If your system has no clear boundary around</w:t>
-      </w:r>
-      <w:r>
-        <w:t xml:space="preserve"> </w:t>
-      </w:r>
-      <w:r>
-        <w:t xml:space="preserve">restricted data or authorization, the rule clamps everything to the strictest tier, and that is</w:t>
-      </w:r>
-      <w:r>
-        <w:t xml:space="preserve"> </w:t>
-      </w:r>
-      <w:r>
-        <w:t xml:space="preserve">expensive. Fixing the boundary is the cheaper project.</w:t>
-      </w:r>
-    </w:p>
-    <w:p>
-      <w:pPr>
-        <w:pStyle w:val="Compact"/>
-        <w:numPr>
-          <w:ilvl w:val="0"/>
-          <w:numId w:val="1002"/>
-        </w:numPr>
-      </w:pPr>
-      <w:r>
-        <w:rPr>
-          <w:b/>
-          <w:bCs/>
-        </w:rPr>
-        <w:t xml:space="preserve">It confers no certification.</w:t>
-      </w:r>
-      <w:r>
-        <w:t xml:space="preserve"> </w:t>
-      </w:r>
-      <w:r>
-        <w:t xml:space="preserve">Following it is not an attestation, and no outside body issues</w:t>
-      </w:r>
-      <w:r>
-        <w:t xml:space="preserve"> </w:t>
-      </w:r>
-      <w:r>
-        <w:t xml:space="preserve">one for it.</w:t>
-      </w:r>
-    </w:p>
-    <w:p>
-      <w:pPr>
-        <w:pStyle w:val="Compact"/>
-        <w:numPr>
-          <w:ilvl w:val="0"/>
-          <w:numId w:val="1002"/>
+          <w:numId w:val="1001"/>
         </w:numPr>
       </w:pPr>
       <w:r>
@@ -961,7 +844,7 @@
         <w:pStyle w:val="Compact"/>
         <w:numPr>
           <w:ilvl w:val="0"/>
-          <w:numId w:val="1003"/>
+          <w:numId w:val="1002"/>
         </w:numPr>
       </w:pPr>
       <w:r>
@@ -995,7 +878,7 @@
         <w:pStyle w:val="Compact"/>
         <w:numPr>
           <w:ilvl w:val="0"/>
-          <w:numId w:val="1003"/>
+          <w:numId w:val="1002"/>
         </w:numPr>
       </w:pPr>
       <w:r>
@@ -1046,7 +929,7 @@
         <w:pStyle w:val="Compact"/>
         <w:numPr>
           <w:ilvl w:val="0"/>
-          <w:numId w:val="1004"/>
+          <w:numId w:val="1003"/>
         </w:numPr>
       </w:pPr>
       <w:r>
@@ -1086,7 +969,7 @@
         <w:pStyle w:val="Compact"/>
         <w:numPr>
           <w:ilvl w:val="0"/>
-          <w:numId w:val="1004"/>
+          <w:numId w:val="1003"/>
         </w:numPr>
       </w:pPr>
       <w:r>
@@ -1278,7 +1161,7 @@
         <w:pStyle w:val="Compact"/>
         <w:numPr>
           <w:ilvl w:val="0"/>
-          <w:numId w:val="1005"/>
+          <w:numId w:val="1004"/>
         </w:numPr>
       </w:pPr>
       <w:r>
@@ -1309,7 +1192,7 @@
         <w:pStyle w:val="Compact"/>
         <w:numPr>
           <w:ilvl w:val="0"/>
-          <w:numId w:val="1005"/>
+          <w:numId w:val="1004"/>
         </w:numPr>
       </w:pPr>
       <w:r>
@@ -1340,7 +1223,7 @@
         <w:pStyle w:val="Compact"/>
         <w:numPr>
           <w:ilvl w:val="0"/>
-          <w:numId w:val="1005"/>
+          <w:numId w:val="1004"/>
         </w:numPr>
       </w:pPr>
       <w:r>
@@ -1352,7 +1235,7 @@
         <w:pStyle w:val="Compact"/>
         <w:numPr>
           <w:ilvl w:val="0"/>
-          <w:numId w:val="1005"/>
+          <w:numId w:val="1004"/>
         </w:numPr>
       </w:pPr>
       <w:r>
@@ -1681,7 +1564,7 @@
         <w:pStyle w:val="Compact"/>
         <w:numPr>
           <w:ilvl w:val="0"/>
-          <w:numId w:val="1006"/>
+          <w:numId w:val="1005"/>
         </w:numPr>
       </w:pPr>
       <w:r>
@@ -1709,7 +1592,7 @@
         <w:pStyle w:val="Compact"/>
         <w:numPr>
           <w:ilvl w:val="0"/>
-          <w:numId w:val="1006"/>
+          <w:numId w:val="1005"/>
         </w:numPr>
       </w:pPr>
       <w:r>
@@ -1737,7 +1620,7 @@
         <w:pStyle w:val="Compact"/>
         <w:numPr>
           <w:ilvl w:val="0"/>
-          <w:numId w:val="1006"/>
+          <w:numId w:val="1005"/>
         </w:numPr>
       </w:pPr>
       <w:r>
@@ -1759,7 +1642,7 @@
         <w:pStyle w:val="Compact"/>
         <w:numPr>
           <w:ilvl w:val="0"/>
-          <w:numId w:val="1006"/>
+          <w:numId w:val="1005"/>
         </w:numPr>
       </w:pPr>
       <w:r>
@@ -2102,6 +1985,109 @@
       </w:pPr>
     </w:lvl>
   </w:abstractNum>
+  <w:abstractNum w:abstractNumId="991">
+    <w:nsid w:val="0000A991"/>
+    <w:multiLevelType w:val="multilevel"/>
+    <w:lvl w:ilvl="0">
+      <w:numFmt w:val="bullet"/>
+      <w:lvlText w:val=""/>
+      <w:lvlJc w:val="left"/>
+      <w:pPr>
+        <w:ind w:left="720" w:hanging="360"/>
+      </w:pPr>
+      <w:rPr>
+        <w:rFonts w:ascii="Symbol" w:hAnsi="Symbol" w:cs="Symbol" w:hint="default"/>
+      </w:rPr>
+    </w:lvl>
+    <w:lvl w:ilvl="1">
+      <w:numFmt w:val="bullet"/>
+      <w:lvlText w:val="o"/>
+      <w:lvlJc w:val="left"/>
+      <w:pPr>
+        <w:ind w:left="1440" w:hanging="360"/>
+      </w:pPr>
+      <w:rPr>
+        <w:rFonts w:ascii="Courier New" w:hAnsi="Courier New" w:cs="Courier New" w:hint="default"/>
+      </w:rPr>
+    </w:lvl>
+    <w:lvl w:ilvl="2">
+      <w:numFmt w:val="bullet"/>
+      <w:lvlText w:val=""/>
+      <w:lvlJc w:val="left"/>
+      <w:pPr>
+        <w:ind w:left="2160" w:hanging="360"/>
+      </w:pPr>
+      <w:rPr>
+        <w:rFonts w:ascii="Wingdings" w:hAnsi="Wingdings" w:cs="Wingdings" w:hint="default"/>
+      </w:rPr>
+    </w:lvl>
+    <w:lvl w:ilvl="3">
+      <w:numFmt w:val="bullet"/>
+      <w:lvlText w:val=""/>
+      <w:lvlJc w:val="left"/>
+      <w:pPr>
+        <w:ind w:left="2880" w:hanging="360"/>
+      </w:pPr>
+      <w:rPr>
+        <w:rFonts w:ascii="Symbol" w:hAnsi="Symbol" w:cs="Symbol" w:hint="default"/>
+      </w:rPr>
+    </w:lvl>
+    <w:lvl w:ilvl="4">
+      <w:numFmt w:val="bullet"/>
+      <w:lvlText w:val="o"/>
+      <w:lvlJc w:val="left"/>
+      <w:pPr>
+        <w:ind w:left="3600" w:hanging="360"/>
+      </w:pPr>
+      <w:rPr>
+        <w:rFonts w:ascii="Courier New" w:hAnsi="Courier New" w:cs="Courier New" w:hint="default"/>
+      </w:rPr>
+    </w:lvl>
+    <w:lvl w:ilvl="5">
+      <w:numFmt w:val="bullet"/>
+      <w:lvlText w:val=""/>
+      <w:lvlJc w:val="left"/>
+      <w:pPr>
+        <w:ind w:left="4320" w:hanging="360"/>
+      </w:pPr>
+      <w:rPr>
+        <w:rFonts w:ascii="Wingdings" w:hAnsi="Wingdings" w:cs="Wingdings" w:hint="default"/>
+      </w:rPr>
+    </w:lvl>
+    <w:lvl w:ilvl="6">
+      <w:numFmt w:val="bullet"/>
+      <w:lvlText w:val=""/>
+      <w:lvlJc w:val="left"/>
+      <w:pPr>
+        <w:ind w:left="5040" w:hanging="360"/>
+      </w:pPr>
+      <w:rPr>
+        <w:rFonts w:ascii="Symbol" w:hAnsi="Symbol" w:cs="Symbol" w:hint="default"/>
+      </w:rPr>
+    </w:lvl>
+    <w:lvl w:ilvl="7">
+      <w:numFmt w:val="bullet"/>
+      <w:lvlText w:val="o"/>
+      <w:lvlJc w:val="left"/>
+      <w:pPr>
+        <w:ind w:left="5760" w:hanging="360"/>
+      </w:pPr>
+      <w:rPr>
+        <w:rFonts w:ascii="Courier New" w:hAnsi="Courier New" w:cs="Courier New" w:hint="default"/>
+      </w:rPr>
+    </w:lvl>
+    <w:lvl w:ilvl="8">
+      <w:numFmt w:val="bullet"/>
+      <w:lvlText w:val=""/>
+      <w:lvlJc w:val="left"/>
+      <w:pPr>
+        <w:ind w:left="6480" w:hanging="360"/>
+      </w:pPr>
+      <w:rPr>
+        <w:rFonts w:ascii="Wingdings" w:hAnsi="Wingdings" w:cs="Wingdings" w:hint="default"/>
+      </w:rPr>
+    </w:lvl>
+  </w:abstractNum>
   <w:abstractNum w:abstractNumId="99411">
     <w:nsid w:val="00A99411"/>
     <w:multiLevelType w:val="multilevel"/>
@@ -2187,113 +2173,16 @@
       </w:pPr>
     </w:lvl>
   </w:abstractNum>
-  <w:abstractNum w:abstractNumId="991">
-    <w:nsid w:val="0000A991"/>
-    <w:multiLevelType w:val="multilevel"/>
-    <w:lvl w:ilvl="0">
-      <w:numFmt w:val="bullet"/>
-      <w:lvlText w:val=""/>
-      <w:lvlJc w:val="left"/>
-      <w:pPr>
-        <w:ind w:left="720" w:hanging="360"/>
-      </w:pPr>
-      <w:rPr>
-        <w:rFonts w:ascii="Symbol" w:hAnsi="Symbol" w:cs="Symbol" w:hint="default"/>
-      </w:rPr>
-    </w:lvl>
-    <w:lvl w:ilvl="1">
-      <w:numFmt w:val="bullet"/>
-      <w:lvlText w:val="o"/>
-      <w:lvlJc w:val="left"/>
-      <w:pPr>
-        <w:ind w:left="1440" w:hanging="360"/>
-      </w:pPr>
-      <w:rPr>
-        <w:rFonts w:ascii="Courier New" w:hAnsi="Courier New" w:cs="Courier New" w:hint="default"/>
-      </w:rPr>
-    </w:lvl>
-    <w:lvl w:ilvl="2">
-      <w:numFmt w:val="bullet"/>
-      <w:lvlText w:val=""/>
-      <w:lvlJc w:val="left"/>
-      <w:pPr>
-        <w:ind w:left="2160" w:hanging="360"/>
-      </w:pPr>
-      <w:rPr>
-        <w:rFonts w:ascii="Wingdings" w:hAnsi="Wingdings" w:cs="Wingdings" w:hint="default"/>
-      </w:rPr>
-    </w:lvl>
-    <w:lvl w:ilvl="3">
-      <w:numFmt w:val="bullet"/>
-      <w:lvlText w:val=""/>
-      <w:lvlJc w:val="left"/>
-      <w:pPr>
-        <w:ind w:left="2880" w:hanging="360"/>
-      </w:pPr>
-      <w:rPr>
-        <w:rFonts w:ascii="Symbol" w:hAnsi="Symbol" w:cs="Symbol" w:hint="default"/>
-      </w:rPr>
-    </w:lvl>
-    <w:lvl w:ilvl="4">
-      <w:numFmt w:val="bullet"/>
-      <w:lvlText w:val="o"/>
-      <w:lvlJc w:val="left"/>
-      <w:pPr>
-        <w:ind w:left="3600" w:hanging="360"/>
-      </w:pPr>
-      <w:rPr>
-        <w:rFonts w:ascii="Courier New" w:hAnsi="Courier New" w:cs="Courier New" w:hint="default"/>
-      </w:rPr>
-    </w:lvl>
-    <w:lvl w:ilvl="5">
-      <w:numFmt w:val="bullet"/>
-      <w:lvlText w:val=""/>
-      <w:lvlJc w:val="left"/>
-      <w:pPr>
-        <w:ind w:left="4320" w:hanging="360"/>
-      </w:pPr>
-      <w:rPr>
-        <w:rFonts w:ascii="Wingdings" w:hAnsi="Wingdings" w:cs="Wingdings" w:hint="default"/>
-      </w:rPr>
-    </w:lvl>
-    <w:lvl w:ilvl="6">
-      <w:numFmt w:val="bullet"/>
-      <w:lvlText w:val=""/>
-      <w:lvlJc w:val="left"/>
-      <w:pPr>
-        <w:ind w:left="5040" w:hanging="360"/>
-      </w:pPr>
-      <w:rPr>
-        <w:rFonts w:ascii="Symbol" w:hAnsi="Symbol" w:cs="Symbol" w:hint="default"/>
-      </w:rPr>
-    </w:lvl>
-    <w:lvl w:ilvl="7">
-      <w:numFmt w:val="bullet"/>
-      <w:lvlText w:val="o"/>
-      <w:lvlJc w:val="left"/>
-      <w:pPr>
-        <w:ind w:left="5760" w:hanging="360"/>
-      </w:pPr>
-      <w:rPr>
-        <w:rFonts w:ascii="Courier New" w:hAnsi="Courier New" w:cs="Courier New" w:hint="default"/>
-      </w:rPr>
-    </w:lvl>
-    <w:lvl w:ilvl="8">
-      <w:numFmt w:val="bullet"/>
-      <w:lvlText w:val=""/>
-      <w:lvlJc w:val="left"/>
-      <w:pPr>
-        <w:ind w:left="6480" w:hanging="360"/>
-      </w:pPr>
-      <w:rPr>
-        <w:rFonts w:ascii="Wingdings" w:hAnsi="Wingdings" w:cs="Wingdings" w:hint="default"/>
-      </w:rPr>
-    </w:lvl>
-  </w:abstractNum>
   <w:num w:numId="1000">
     <w:abstractNumId w:val="990"/>
   </w:num>
   <w:num w:numId="1001">
+    <w:abstractNumId w:val="991"/>
+  </w:num>
+  <w:num w:numId="1002">
+    <w:abstractNumId w:val="991"/>
+  </w:num>
+  <w:num w:numId="1003">
     <w:abstractNumId w:val="99411"/>
     <w:lvlOverride w:ilvl="0">
       <w:startOverride w:val="1"/>
@@ -2323,46 +2212,10 @@
       <w:startOverride w:val="1"/>
     </w:lvlOverride>
   </w:num>
-  <w:num w:numId="1002">
+  <w:num w:numId="1004">
     <w:abstractNumId w:val="991"/>
   </w:num>
-  <w:num w:numId="1003">
-    <w:abstractNumId w:val="991"/>
-  </w:num>
-  <w:num w:numId="1004">
-    <w:abstractNumId w:val="99411"/>
-    <w:lvlOverride w:ilvl="0">
-      <w:startOverride w:val="1"/>
-    </w:lvlOverride>
-    <w:lvlOverride w:ilvl="1">
-      <w:startOverride w:val="1"/>
-    </w:lvlOverride>
-    <w:lvlOverride w:ilvl="2">
-      <w:startOverride w:val="1"/>
-    </w:lvlOverride>
-    <w:lvlOverride w:ilvl="3">
-      <w:startOverride w:val="1"/>
-    </w:lvlOverride>
-    <w:lvlOverride w:ilvl="4">
-      <w:startOverride w:val="1"/>
-    </w:lvlOverride>
-    <w:lvlOverride w:ilvl="5">
-      <w:startOverride w:val="1"/>
-    </w:lvlOverride>
-    <w:lvlOverride w:ilvl="6">
-      <w:startOverride w:val="1"/>
-    </w:lvlOverride>
-    <w:lvlOverride w:ilvl="7">
-      <w:startOverride w:val="1"/>
-    </w:lvlOverride>
-    <w:lvlOverride w:ilvl="8">
-      <w:startOverride w:val="1"/>
-    </w:lvlOverride>
-  </w:num>
   <w:num w:numId="1005">
-    <w:abstractNumId w:val="991"/>
-  </w:num>
-  <w:num w:numId="1006">
     <w:abstractNumId w:val="991"/>
   </w:num>
 </w:numbering>

--- a/docs/standards/word/REVIEW-DEPTH.docx
+++ b/docs/standards/word/REVIEW-DEPTH.docx
@@ -199,7 +199,7 @@
           <w:b/>
           <w:bCs/>
         </w:rPr>
-        <w:t xml:space="preserve">What it costs you.</w:t>
+        <w:t xml:space="preserve">Cost/Benefit.</w:t>
       </w:r>
       <w:r>
         <w:t xml:space="preserve"> </w:t>
@@ -211,17 +211,23 @@
         <w:t xml:space="preserve"> </w:t>
       </w:r>
       <w:r>
-        <w:t xml:space="preserve">survive every other dial being turned down under deadline pressure.</w:t>
-      </w:r>
-      <w:r>
-        <w:t xml:space="preserve"> </w:t>
-      </w:r>
-      <w:hyperlink w:anchor="Xeb4de11c7f9e84ded4ebc586203c6a5fc4cb3c1">
+        <w:t xml:space="preserve">survive every other dial being turned down under deadline pressure. You get back a deep read that</w:t>
+      </w:r>
+      <w:r>
+        <w:t xml:space="preserve"> </w:t>
+      </w:r>
+      <w:r>
+        <w:t xml:space="preserve">lands only where it earns its cost, and a depth someone can check by asking, without reading code.</w:t>
+      </w:r>
+      <w:r>
+        <w:t xml:space="preserve"> </w:t>
+      </w:r>
+      <w:hyperlink w:anchor="costbenefit-and-where-it-does-not-apply">
         <w:r>
           <w:rPr>
             <w:rStyle w:val="Hyperlink"/>
           </w:rPr>
-          <w:t xml:space="preserve">What this costs you, and where it does not apply</w:t>
+          <w:t xml:space="preserve">What it costs, and where it does not apply</w:t>
         </w:r>
       </w:hyperlink>
       <w:r>
@@ -293,13 +299,13 @@
       </w:r>
     </w:p>
     <w:bookmarkEnd w:id="12"/>
-    <w:bookmarkStart w:id="13" w:name="Xeb4de11c7f9e84ded4ebc586203c6a5fc4cb3c1"/>
+    <w:bookmarkStart w:id="13" w:name="costbenefit-and-where-it-does-not-apply"/>
     <w:p>
       <w:pPr>
         <w:pStyle w:val="Heading2"/>
       </w:pPr>
       <w:r>
-        <w:t xml:space="preserve">What this costs you, and where it does not apply</w:t>
+        <w:t xml:space="preserve">Cost/Benefit, and where it does not apply</w:t>
       </w:r>
     </w:p>
     <w:p>

--- a/docs/standards/word/REVIEW-DEPTH.docx
+++ b/docs/standards/word/REVIEW-DEPTH.docx
@@ -199,30 +199,66 @@
           <w:b/>
           <w:bCs/>
         </w:rPr>
-        <w:t xml:space="preserve">Cost/Benefit.</w:t>
-      </w:r>
-      <w:r>
-        <w:t xml:space="preserve"> </w:t>
-      </w:r>
-      <w:r>
-        <w:t xml:space="preserve">A tier resolved for every change before work starts, and a floor that has to</w:t>
-      </w:r>
-      <w:r>
-        <w:t xml:space="preserve"> </w:t>
-      </w:r>
-      <w:r>
-        <w:t xml:space="preserve">survive every other dial being turned down under deadline pressure. You get back a deep read that</w:t>
-      </w:r>
-      <w:r>
-        <w:t xml:space="preserve"> </w:t>
-      </w:r>
-      <w:r>
-        <w:t xml:space="preserve">lands only where it earns its cost, and a depth someone can check by asking, without reading code.</w:t>
-      </w:r>
-      <w:r>
-        <w:t xml:space="preserve"> </w:t>
-      </w:r>
-      <w:hyperlink w:anchor="costbenefit-and-where-it-does-not-apply">
+        <w:t xml:space="preserve">Benefits.</w:t>
+      </w:r>
+      <w:r>
+        <w:t xml:space="preserve"> </w:t>
+      </w:r>
+      <w:r>
+        <w:t xml:space="preserve">A deep read that lands only where it earns its cost, not attention spread evenly over</w:t>
+      </w:r>
+      <w:r>
+        <w:t xml:space="preserve"> </w:t>
+      </w:r>
+      <w:r>
+        <w:t xml:space="preserve">code that does not need it. Someone can also check the depth a change got by asking, without</w:t>
+      </w:r>
+      <w:r>
+        <w:t xml:space="preserve"> </w:t>
+      </w:r>
+      <w:r>
+        <w:t xml:space="preserve">reading code.</w:t>
+      </w:r>
+    </w:p>
+    <w:p>
+      <w:pPr>
+        <w:pStyle w:val="BodyText"/>
+      </w:pPr>
+      <w:r>
+        <w:rPr>
+          <w:b/>
+          <w:bCs/>
+        </w:rPr>
+        <w:t xml:space="preserve">Costs.</w:t>
+      </w:r>
+      <w:r>
+        <w:t xml:space="preserve"> </w:t>
+      </w:r>
+      <w:r>
+        <w:t xml:space="preserve">A tier resolved for every change before work starts, and a floor that has to survive</w:t>
+      </w:r>
+      <w:r>
+        <w:t xml:space="preserve"> </w:t>
+      </w:r>
+      <w:r>
+        <w:t xml:space="preserve">every other dial being turned down under deadline pressure. That decision takes judgment at the</w:t>
+      </w:r>
+      <w:r>
+        <w:t xml:space="preserve"> </w:t>
+      </w:r>
+      <w:r>
+        <w:t xml:space="preserve">start of each change, and judgment is not free. Where no clear boundary marks restricted data or</w:t>
+      </w:r>
+      <w:r>
+        <w:t xml:space="preserve"> </w:t>
+      </w:r>
+      <w:r>
+        <w:t xml:space="preserve">authorization, the rule clamps everything to the strictest tier, which is expensive.</w:t>
+      </w:r>
+      <w:r>
+        <w:t xml:space="preserve"> </w:t>
+      </w:r>
+      <w:hyperlink w:anchor="costs-and-where-it-does-not-apply">
         <w:r>
           <w:rPr>
             <w:rStyle w:val="Hyperlink"/>
@@ -299,13 +335,13 @@
       </w:r>
     </w:p>
     <w:bookmarkEnd w:id="12"/>
-    <w:bookmarkStart w:id="13" w:name="costbenefit-and-where-it-does-not-apply"/>
+    <w:bookmarkStart w:id="13" w:name="costs-and-where-it-does-not-apply"/>
     <w:p>
       <w:pPr>
         <w:pStyle w:val="Heading2"/>
       </w:pPr>
       <w:r>
-        <w:t xml:space="preserve">Cost/Benefit, and where it does not apply</w:t>
+        <w:t xml:space="preserve">Costs, and where it does not apply</w:t>
       </w:r>
     </w:p>
     <w:p>

--- a/docs/standards/word/REVIEW-DEPTH.docx
+++ b/docs/standards/word/REVIEW-DEPTH.docx
@@ -199,29 +199,71 @@
           <w:b/>
           <w:bCs/>
         </w:rPr>
-        <w:t xml:space="preserve">What it costs you.</w:t>
-      </w:r>
-      <w:r>
-        <w:t xml:space="preserve"> </w:t>
-      </w:r>
-      <w:r>
-        <w:t xml:space="preserve">A tier resolved for every change before work starts, and a floor that has to</w:t>
-      </w:r>
-      <w:r>
-        <w:t xml:space="preserve"> </w:t>
-      </w:r>
-      <w:r>
-        <w:t xml:space="preserve">survive every other dial being turned down under deadline pressure.</w:t>
-      </w:r>
-      <w:r>
-        <w:t xml:space="preserve"> </w:t>
-      </w:r>
-      <w:hyperlink w:anchor="Xeb4de11c7f9e84ded4ebc586203c6a5fc4cb3c1">
+        <w:t xml:space="preserve">Benefits.</w:t>
+      </w:r>
+      <w:r>
+        <w:t xml:space="preserve"> </w:t>
+      </w:r>
+      <w:r>
+        <w:t xml:space="preserve">A deep read that lands only where it earns its cost, not attention spread evenly over</w:t>
+      </w:r>
+      <w:r>
+        <w:t xml:space="preserve"> </w:t>
+      </w:r>
+      <w:r>
+        <w:t xml:space="preserve">code that does not need it. Someone can also check the depth a change got by asking, without</w:t>
+      </w:r>
+      <w:r>
+        <w:t xml:space="preserve"> </w:t>
+      </w:r>
+      <w:r>
+        <w:t xml:space="preserve">reading code.</w:t>
+      </w:r>
+    </w:p>
+    <w:p>
+      <w:pPr>
+        <w:pStyle w:val="BodyText"/>
+      </w:pPr>
+      <w:r>
+        <w:rPr>
+          <w:b/>
+          <w:bCs/>
+        </w:rPr>
+        <w:t xml:space="preserve">Costs.</w:t>
+      </w:r>
+      <w:r>
+        <w:t xml:space="preserve"> </w:t>
+      </w:r>
+      <w:r>
+        <w:t xml:space="preserve">A tier resolved for every change before work starts, and a floor that has to survive</w:t>
+      </w:r>
+      <w:r>
+        <w:t xml:space="preserve"> </w:t>
+      </w:r>
+      <w:r>
+        <w:t xml:space="preserve">every other dial being turned down under deadline pressure. That decision takes judgment at the</w:t>
+      </w:r>
+      <w:r>
+        <w:t xml:space="preserve"> </w:t>
+      </w:r>
+      <w:r>
+        <w:t xml:space="preserve">start of each change, and judgment is not free. Where no clear boundary marks restricted data or</w:t>
+      </w:r>
+      <w:r>
+        <w:t xml:space="preserve"> </w:t>
+      </w:r>
+      <w:r>
+        <w:t xml:space="preserve">authorization, the rule clamps everything to the strictest tier, which is expensive.</w:t>
+      </w:r>
+      <w:r>
+        <w:t xml:space="preserve"> </w:t>
+      </w:r>
+      <w:hyperlink w:anchor="costs-and-where-it-does-not-apply">
         <w:r>
           <w:rPr>
             <w:rStyle w:val="Hyperlink"/>
           </w:rPr>
-          <w:t xml:space="preserve">What this costs you, and where it does not apply</w:t>
+          <w:t xml:space="preserve">What it costs, and where it does not apply</w:t>
         </w:r>
       </w:hyperlink>
       <w:r>
@@ -293,13 +335,13 @@
       </w:r>
     </w:p>
     <w:bookmarkEnd w:id="12"/>
-    <w:bookmarkStart w:id="13" w:name="Xeb4de11c7f9e84ded4ebc586203c6a5fc4cb3c1"/>
+    <w:bookmarkStart w:id="13" w:name="costs-and-where-it-does-not-apply"/>
     <w:p>
       <w:pPr>
         <w:pStyle w:val="Heading2"/>
       </w:pPr>
       <w:r>
-        <w:t xml:space="preserve">What this costs you, and where it does not apply</w:t>
+        <w:t xml:space="preserve">Costs, and where it does not apply</w:t>
       </w:r>
     </w:p>
     <w:p>
